--- a/business_it/part4/ep56_Il_ritorno_di_Filippo.docx
+++ b/business_it/part4/ep56_Il_ritorno_di_Filippo.docx
@@ -1020,7 +1020,7 @@
           <w:sz w:val="22"/>
         </w:rPr>
         <w:tab/>
-        <w:t>Ventidue in due settimane, dalle Marche fino a Pontedera. Puliti, in orario, ordinati. E in nessuno qualcuno che fischiava.</w:t>
+        <w:t>Ventidue in due settimane, dalle Marche fino a Pontassieve. Puliti, in orario, ordinati. E in nessuno qualcuno che fischiava.</w:t>
       </w:r>
     </w:p>
     <w:p>
@@ -8200,7 +8200,7 @@
           <w:sz w:val="21"/>
         </w:rPr>
         <w:tab/>
-        <w:t>2주 동안 스물두 곳. 마르케에서 폰테데라까지. 깨끗하고, 제시간에, 정돈돼 있었어. 그리고 휘파람 부는 사람은 어디에도 없었지.</w:t>
+        <w:t>2주 동안 스물두 곳. 마르케에서 폰타시에베까지. 깨끗하고, 제시간에, 정돈돼 있었어. 그리고 휘파람 부는 사람은 어디에도 없었지.</w:t>
       </w:r>
     </w:p>
     <w:p>
